--- a/fuentes/12210048_CF01_DU.docx
+++ b/fuentes/12210048_CF01_DU.docx
@@ -1,6 +1,6 @@
 
 <file path=word/document.xml><?xml version="1.0" encoding="utf-8"?>
-<w:document xmlns:wpc="http://schemas.microsoft.com/office/word/2010/wordprocessingCanvas" xmlns:cx="http://schemas.microsoft.com/office/drawing/2014/chartex" xmlns:cx1="http://schemas.microsoft.com/office/drawing/2015/9/8/chartex" xmlns:cx2="http://schemas.microsoft.com/office/drawing/2015/10/21/chartex" xmlns:cx3="http://schemas.microsoft.com/office/drawing/2016/5/9/chartex" xmlns:cx4="http://schemas.microsoft.com/office/drawing/2016/5/10/chartex" xmlns:cx5="http://schemas.microsoft.com/office/drawing/2016/5/11/chartex" xmlns:cx6="http://schemas.microsoft.com/office/drawing/2016/5/12/chartex" xmlns:cx7="http://schemas.microsoft.com/office/drawing/2016/5/13/chartex" xmlns:cx8="http://schemas.microsoft.com/office/drawing/2016/5/14/chartex" xmlns:mc="http://schemas.openxmlformats.org/markup-compatibility/2006" xmlns:aink="http://schemas.microsoft.com/office/drawing/2016/ink" xmlns:am3d="http://schemas.microsoft.com/office/drawing/2017/model3d" xmlns:o="urn:schemas-microsoft-com:office:office" xmlns:oel="http://schemas.microsoft.com/office/2019/extlst" xmlns:r="http://schemas.openxmlformats.org/officeDocument/2006/relationships" xmlns:m="http://schemas.openxmlformats.org/officeDocument/2006/math" xmlns:v="urn:schemas-microsoft-com:vml" xmlns:wp14="http://schemas.microsoft.com/office/word/2010/wordprocessingDrawing" xmlns:wp="http://schemas.openxmlformats.org/drawingml/2006/wordprocessingDrawing" xmlns:w10="urn:schemas-microsoft-com:office:word" xmlns:w="http://schemas.openxmlformats.org/wordprocessingml/2006/main" xmlns:w14="http://schemas.microsoft.com/office/word/2010/wordml" xmlns:w15="http://schemas.microsoft.com/office/word/2012/wordml" xmlns:w16cex="http://schemas.microsoft.com/office/word/2018/wordml/cex" xmlns:w16cid="http://schemas.microsoft.com/office/word/2016/wordml/cid" xmlns:w16="http://schemas.microsoft.com/office/word/2018/wordml" xmlns:w16sdtdh="http://schemas.microsoft.com/office/word/2020/wordml/sdtdatahash" xmlns:w16se="http://schemas.microsoft.com/office/word/2015/wordml/symex" xmlns:wpg="http://schemas.microsoft.com/office/word/2010/wordprocessingGroup" xmlns:wpi="http://schemas.microsoft.com/office/word/2010/wordprocessingInk" xmlns:wne="http://schemas.microsoft.com/office/word/2006/wordml" xmlns:wps="http://schemas.microsoft.com/office/word/2010/wordprocessingShape" mc:Ignorable="w14 w15 w16se w16cid w16 w16cex w16sdtdh wp14">
+<w:document xmlns:wpc="http://schemas.microsoft.com/office/word/2010/wordprocessingCanvas" xmlns:cx="http://schemas.microsoft.com/office/drawing/2014/chartex" xmlns:cx1="http://schemas.microsoft.com/office/drawing/2015/9/8/chartex" xmlns:cx2="http://schemas.microsoft.com/office/drawing/2015/10/21/chartex" xmlns:cx3="http://schemas.microsoft.com/office/drawing/2016/5/9/chartex" xmlns:cx4="http://schemas.microsoft.com/office/drawing/2016/5/10/chartex" xmlns:cx5="http://schemas.microsoft.com/office/drawing/2016/5/11/chartex" xmlns:cx6="http://schemas.microsoft.com/office/drawing/2016/5/12/chartex" xmlns:cx7="http://schemas.microsoft.com/office/drawing/2016/5/13/chartex" xmlns:cx8="http://schemas.microsoft.com/office/drawing/2016/5/14/chartex" xmlns:mc="http://schemas.openxmlformats.org/markup-compatibility/2006" xmlns:m="http://schemas.openxmlformats.org/officeDocument/2006/math" xmlns:aink="http://schemas.microsoft.com/office/drawing/2016/ink" xmlns:am3d="http://schemas.microsoft.com/office/drawing/2017/model3d" xmlns:oel="http://schemas.microsoft.com/office/2019/extlst" xmlns:r="http://schemas.openxmlformats.org/officeDocument/2006/relationships" xmlns:wp14="http://schemas.microsoft.com/office/word/2010/wordprocessingDrawing" xmlns:wp="http://schemas.openxmlformats.org/drawingml/2006/wordprocessingDrawing" xmlns:wpg="http://schemas.microsoft.com/office/word/2010/wordprocessingGroup" xmlns:wpi="http://schemas.microsoft.com/office/word/2010/wordprocessingInk" xmlns:wps="http://schemas.microsoft.com/office/word/2010/wordprocessingShape" xmlns:o="urn:schemas-microsoft-com:office:office" xmlns:v="urn:schemas-microsoft-com:vml" xmlns:w10="urn:schemas-microsoft-com:office:word" xmlns:w="http://schemas.openxmlformats.org/wordprocessingml/2006/main" xmlns:w14="http://schemas.microsoft.com/office/word/2010/wordml" xmlns:w15="http://schemas.microsoft.com/office/word/2012/wordml" xmlns:w16cex="http://schemas.microsoft.com/office/word/2018/wordml/cex" xmlns:w16cid="http://schemas.microsoft.com/office/word/2016/wordml/cid" xmlns:w16="http://schemas.microsoft.com/office/word/2018/wordml" xmlns:w16sdtdh="http://schemas.microsoft.com/office/word/2020/wordml/sdtdatahash" xmlns:w16sdtfl="http://schemas.microsoft.com/office/word/2024/wordml/sdtformatlock" xmlns:w16se="http://schemas.microsoft.com/office/word/2015/wordml/symex" xmlns:w16du="http://schemas.microsoft.com/office/word/2023/wordml/word16du" xmlns:wne="http://schemas.microsoft.com/office/word/2006/wordml" mc:Ignorable="w14 w15 w16se w16cid w16 w16cex w16sdtdh w16sdtfl w16du wp14">
   <w:body>
     <w:p>
       <w:pPr>
@@ -354,7 +354,7 @@
               </wp:anchor>
             </w:drawing>
           </mc:Choice>
-          <mc:Fallback xmlns:w16du="http://schemas.microsoft.com/office/word/2023/wordml/word16du" xmlns:w16sdtfl="http://schemas.microsoft.com/office/word/2024/wordml/sdtformatlock" xmlns:asvg="http://schemas.microsoft.com/office/drawing/2016/SVG/main" xmlns:a14="http://schemas.microsoft.com/office/drawing/2010/main" xmlns:pic="http://schemas.openxmlformats.org/drawingml/2006/picture" xmlns:adec="http://schemas.microsoft.com/office/drawing/2017/decorative" xmlns:a="http://schemas.openxmlformats.org/drawingml/2006/main">
+          <mc:Fallback xmlns:a="http://schemas.openxmlformats.org/drawingml/2006/main" xmlns:adec="http://schemas.microsoft.com/office/drawing/2017/decorative" xmlns:pic="http://schemas.openxmlformats.org/drawingml/2006/picture" xmlns:a14="http://schemas.microsoft.com/office/drawing/2010/main" xmlns:asvg="http://schemas.microsoft.com/office/drawing/2016/SVG/main">
             <w:pict>
               <v:rect id="Rectángulo 3" style="position:absolute;margin-left:-55.95pt;margin-top:26.4pt;width:613.85pt;height:164.25pt;z-index:-251655168;visibility:visible;mso-wrap-style:square;mso-height-percent:0;mso-wrap-distance-left:9pt;mso-wrap-distance-top:0;mso-wrap-distance-right:9pt;mso-wrap-distance-bottom:0;mso-position-horizontal:absolute;mso-position-horizontal-relative:text;mso-position-vertical:absolute;mso-position-vertical-relative:text;mso-height-percent:0;mso-height-relative:margin;v-text-anchor:middle" alt="&quot;&quot;" o:spid="_x0000_s1026" fillcolor="#00314d" stroked="f" strokeweight="1pt" w14:anchorId="44ECBD1E" o:gfxdata="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"/>
             </w:pict>
@@ -7712,6 +7712,7 @@
     </w:tbl>
     <w:p>
       <w:r>
+        <w:lastRenderedPageBreak/>
         <w:t>Este conjunto de técnicas no solo mejora la calidad del servicio, sino que construye una relación más sólida con el cliente, favoreciendo su confianza, fidelización y satisfacción.</w:t>
       </w:r>
     </w:p>
@@ -10158,15 +10159,7 @@
     </w:p>
     <w:p>
       <w:r>
-        <w:t xml:space="preserve">En este sentido, González (2002) afirma que las preguntas abiertas permiten menor posibilidad de fraude, y </w:t>
-      </w:r>
-      <w:proofErr w:type="gramStart"/>
-      <w:r>
-        <w:t>que</w:t>
-      </w:r>
-      <w:proofErr w:type="gramEnd"/>
-      <w:r>
-        <w:t xml:space="preserve"> si este llegara a ocurrir, es relativamente fácil de identificar a posteriori, gracias al análisis detallado de la conversación.</w:t>
+        <w:t>En este sentido, González (2002) afirma que las preguntas abiertas permiten menor posibilidad de fraude, y que si este llegara a ocurrir, es relativamente fácil de identificar a posteriori, gracias al análisis detallado de la conversación.</w:t>
       </w:r>
     </w:p>
     <w:p>
@@ -11549,14 +11542,6 @@
       <w:r>
         <w:t xml:space="preserve">. (2016). Pregunta alternativa. </w:t>
       </w:r>
-      <w:hyperlink r:id="rId21" w:history="1">
-        <w:r>
-          <w:rPr>
-            <w:rStyle w:val="Hipervnculo"/>
-          </w:rPr>
-          <w:t>http://www.foromarketing.com/diccionario/pregunta-alternativa</w:t>
-        </w:r>
-      </w:hyperlink>
     </w:p>
     <w:p>
       <w:pPr>
@@ -11569,7 +11554,7 @@
       <w:r>
         <w:t xml:space="preserve">Gatti, F. (2013). Técnicas y elementos de la comunicación telefónica. </w:t>
       </w:r>
-      <w:hyperlink r:id="rId22" w:history="1">
+      <w:hyperlink r:id="rId21" w:history="1">
         <w:r>
           <w:rPr>
             <w:rStyle w:val="Hipervnculo"/>
@@ -11598,7 +11583,7 @@
       <w:r>
         <w:t xml:space="preserve"> </w:t>
       </w:r>
-      <w:hyperlink r:id="rId23" w:history="1">
+      <w:hyperlink r:id="rId22" w:history="1">
         <w:r>
           <w:rPr>
             <w:rStyle w:val="Hipervnculo"/>
@@ -12112,15 +12097,7 @@
               <w:pStyle w:val="TextoTablas"/>
             </w:pPr>
             <w:r>
-              <w:t xml:space="preserve">Henry </w:t>
-            </w:r>
-            <w:proofErr w:type="spellStart"/>
-            <w:r>
-              <w:t>Alvarez</w:t>
-            </w:r>
-            <w:proofErr w:type="spellEnd"/>
-            <w:r>
-              <w:t xml:space="preserve"> Astudillo</w:t>
+              <w:t>Henry Alvarez Astudillo</w:t>
             </w:r>
           </w:p>
         </w:tc>
@@ -12773,21 +12750,7 @@
               <w:rPr>
                 <w:lang w:val="es-CO"/>
               </w:rPr>
-              <w:t xml:space="preserve"> Wilfredo </w:t>
-            </w:r>
-            <w:proofErr w:type="spellStart"/>
-            <w:r>
-              <w:rPr>
-                <w:lang w:val="es-CO"/>
-              </w:rPr>
-              <w:t>Pizo</w:t>
-            </w:r>
-            <w:proofErr w:type="spellEnd"/>
-            <w:r>
-              <w:rPr>
-                <w:lang w:val="es-CO"/>
-              </w:rPr>
-              <w:t xml:space="preserve"> Ossa</w:t>
+              <w:t xml:space="preserve"> Wilfredo Pizo Ossa</w:t>
             </w:r>
           </w:p>
         </w:tc>
@@ -12857,8 +12820,8 @@
       </w:pPr>
     </w:p>
     <w:sectPr>
-      <w:headerReference w:type="default" r:id="rId24"/>
-      <w:footerReference w:type="default" r:id="rId25"/>
+      <w:headerReference w:type="default" r:id="rId23"/>
+      <w:footerReference w:type="default" r:id="rId24"/>
       <w:pgSz w:w="12240" w:h="15840"/>
       <w:pgMar w:top="1701" w:right="1134" w:bottom="1134" w:left="1134" w:header="709" w:footer="737" w:gutter="0"/>
       <w:pgNumType w:start="1"/>
@@ -12871,7 +12834,7 @@
 </file>
 
 <file path=word/endnotes.xml><?xml version="1.0" encoding="utf-8"?>
-<w:endnotes xmlns:wpc="http://schemas.microsoft.com/office/word/2010/wordprocessingCanvas" xmlns:cx="http://schemas.microsoft.com/office/drawing/2014/chartex" xmlns:cx1="http://schemas.microsoft.com/office/drawing/2015/9/8/chartex" xmlns:cx2="http://schemas.microsoft.com/office/drawing/2015/10/21/chartex" xmlns:cx3="http://schemas.microsoft.com/office/drawing/2016/5/9/chartex" xmlns:cx4="http://schemas.microsoft.com/office/drawing/2016/5/10/chartex" xmlns:cx5="http://schemas.microsoft.com/office/drawing/2016/5/11/chartex" xmlns:cx6="http://schemas.microsoft.com/office/drawing/2016/5/12/chartex" xmlns:cx7="http://schemas.microsoft.com/office/drawing/2016/5/13/chartex" xmlns:cx8="http://schemas.microsoft.com/office/drawing/2016/5/14/chartex" xmlns:mc="http://schemas.openxmlformats.org/markup-compatibility/2006" xmlns:aink="http://schemas.microsoft.com/office/drawing/2016/ink" xmlns:am3d="http://schemas.microsoft.com/office/drawing/2017/model3d" xmlns:o="urn:schemas-microsoft-com:office:office" xmlns:oel="http://schemas.microsoft.com/office/2019/extlst" xmlns:r="http://schemas.openxmlformats.org/officeDocument/2006/relationships" xmlns:m="http://schemas.openxmlformats.org/officeDocument/2006/math" xmlns:v="urn:schemas-microsoft-com:vml" xmlns:wp14="http://schemas.microsoft.com/office/word/2010/wordprocessingDrawing" xmlns:wp="http://schemas.openxmlformats.org/drawingml/2006/wordprocessingDrawing" xmlns:w10="urn:schemas-microsoft-com:office:word" xmlns:w="http://schemas.openxmlformats.org/wordprocessingml/2006/main" xmlns:w14="http://schemas.microsoft.com/office/word/2010/wordml" xmlns:w15="http://schemas.microsoft.com/office/word/2012/wordml" xmlns:w16cex="http://schemas.microsoft.com/office/word/2018/wordml/cex" xmlns:w16cid="http://schemas.microsoft.com/office/word/2016/wordml/cid" xmlns:w16="http://schemas.microsoft.com/office/word/2018/wordml" xmlns:w16sdtdh="http://schemas.microsoft.com/office/word/2020/wordml/sdtdatahash" xmlns:w16se="http://schemas.microsoft.com/office/word/2015/wordml/symex" xmlns:wpg="http://schemas.microsoft.com/office/word/2010/wordprocessingGroup" xmlns:wpi="http://schemas.microsoft.com/office/word/2010/wordprocessingInk" xmlns:wne="http://schemas.microsoft.com/office/word/2006/wordml" xmlns:wps="http://schemas.microsoft.com/office/word/2010/wordprocessingShape" mc:Ignorable="w14 w15 w16se w16cid w16 w16cex w16sdtdh wp14">
+<w:endnotes xmlns:wpc="http://schemas.microsoft.com/office/word/2010/wordprocessingCanvas" xmlns:cx="http://schemas.microsoft.com/office/drawing/2014/chartex" xmlns:cx1="http://schemas.microsoft.com/office/drawing/2015/9/8/chartex" xmlns:cx2="http://schemas.microsoft.com/office/drawing/2015/10/21/chartex" xmlns:cx3="http://schemas.microsoft.com/office/drawing/2016/5/9/chartex" xmlns:cx4="http://schemas.microsoft.com/office/drawing/2016/5/10/chartex" xmlns:cx5="http://schemas.microsoft.com/office/drawing/2016/5/11/chartex" xmlns:cx6="http://schemas.microsoft.com/office/drawing/2016/5/12/chartex" xmlns:cx7="http://schemas.microsoft.com/office/drawing/2016/5/13/chartex" xmlns:cx8="http://schemas.microsoft.com/office/drawing/2016/5/14/chartex" xmlns:mc="http://schemas.openxmlformats.org/markup-compatibility/2006" xmlns:m="http://schemas.openxmlformats.org/officeDocument/2006/math" xmlns:aink="http://schemas.microsoft.com/office/drawing/2016/ink" xmlns:am3d="http://schemas.microsoft.com/office/drawing/2017/model3d" xmlns:oel="http://schemas.microsoft.com/office/2019/extlst" xmlns:r="http://schemas.openxmlformats.org/officeDocument/2006/relationships" xmlns:wp14="http://schemas.microsoft.com/office/word/2010/wordprocessingDrawing" xmlns:wp="http://schemas.openxmlformats.org/drawingml/2006/wordprocessingDrawing" xmlns:wpg="http://schemas.microsoft.com/office/word/2010/wordprocessingGroup" xmlns:wpi="http://schemas.microsoft.com/office/word/2010/wordprocessingInk" xmlns:wps="http://schemas.microsoft.com/office/word/2010/wordprocessingShape" xmlns:o="urn:schemas-microsoft-com:office:office" xmlns:v="urn:schemas-microsoft-com:vml" xmlns:w10="urn:schemas-microsoft-com:office:word" xmlns:w="http://schemas.openxmlformats.org/wordprocessingml/2006/main" xmlns:w14="http://schemas.microsoft.com/office/word/2010/wordml" xmlns:w15="http://schemas.microsoft.com/office/word/2012/wordml" xmlns:w16cex="http://schemas.microsoft.com/office/word/2018/wordml/cex" xmlns:w16cid="http://schemas.microsoft.com/office/word/2016/wordml/cid" xmlns:w16="http://schemas.microsoft.com/office/word/2018/wordml" xmlns:w16sdtdh="http://schemas.microsoft.com/office/word/2020/wordml/sdtdatahash" xmlns:w16sdtfl="http://schemas.microsoft.com/office/word/2024/wordml/sdtformatlock" xmlns:w16se="http://schemas.microsoft.com/office/word/2015/wordml/symex" xmlns:w16du="http://schemas.microsoft.com/office/word/2023/wordml/word16du" xmlns:wne="http://schemas.microsoft.com/office/word/2006/wordml" mc:Ignorable="w14 w15 w16se w16cid w16 w16cex w16sdtdh w16sdtfl w16du wp14">
   <w:endnote w:type="separator" w:id="-1">
     <w:p>
       <w:pPr>
@@ -12896,7 +12859,7 @@
 </file>
 
 <file path=word/footer1.xml><?xml version="1.0" encoding="utf-8"?>
-<w:ftr xmlns:wpc="http://schemas.microsoft.com/office/word/2010/wordprocessingCanvas" xmlns:cx="http://schemas.microsoft.com/office/drawing/2014/chartex" xmlns:cx1="http://schemas.microsoft.com/office/drawing/2015/9/8/chartex" xmlns:cx2="http://schemas.microsoft.com/office/drawing/2015/10/21/chartex" xmlns:cx3="http://schemas.microsoft.com/office/drawing/2016/5/9/chartex" xmlns:cx4="http://schemas.microsoft.com/office/drawing/2016/5/10/chartex" xmlns:cx5="http://schemas.microsoft.com/office/drawing/2016/5/11/chartex" xmlns:cx6="http://schemas.microsoft.com/office/drawing/2016/5/12/chartex" xmlns:cx7="http://schemas.microsoft.com/office/drawing/2016/5/13/chartex" xmlns:cx8="http://schemas.microsoft.com/office/drawing/2016/5/14/chartex" xmlns:mc="http://schemas.openxmlformats.org/markup-compatibility/2006" xmlns:aink="http://schemas.microsoft.com/office/drawing/2016/ink" xmlns:am3d="http://schemas.microsoft.com/office/drawing/2017/model3d" xmlns:o="urn:schemas-microsoft-com:office:office" xmlns:oel="http://schemas.microsoft.com/office/2019/extlst" xmlns:r="http://schemas.openxmlformats.org/officeDocument/2006/relationships" xmlns:m="http://schemas.openxmlformats.org/officeDocument/2006/math" xmlns:v="urn:schemas-microsoft-com:vml" xmlns:wp14="http://schemas.microsoft.com/office/word/2010/wordprocessingDrawing" xmlns:wp="http://schemas.openxmlformats.org/drawingml/2006/wordprocessingDrawing" xmlns:w10="urn:schemas-microsoft-com:office:word" xmlns:w="http://schemas.openxmlformats.org/wordprocessingml/2006/main" xmlns:w14="http://schemas.microsoft.com/office/word/2010/wordml" xmlns:w15="http://schemas.microsoft.com/office/word/2012/wordml" xmlns:w16cex="http://schemas.microsoft.com/office/word/2018/wordml/cex" xmlns:w16cid="http://schemas.microsoft.com/office/word/2016/wordml/cid" xmlns:w16="http://schemas.microsoft.com/office/word/2018/wordml" xmlns:w16sdtdh="http://schemas.microsoft.com/office/word/2020/wordml/sdtdatahash" xmlns:w16se="http://schemas.microsoft.com/office/word/2015/wordml/symex" xmlns:wpg="http://schemas.microsoft.com/office/word/2010/wordprocessingGroup" xmlns:wpi="http://schemas.microsoft.com/office/word/2010/wordprocessingInk" xmlns:wne="http://schemas.microsoft.com/office/word/2006/wordml" xmlns:wps="http://schemas.microsoft.com/office/word/2010/wordprocessingShape" mc:Ignorable="w14 w15 w16se w16cid w16 w16cex w16sdtdh wp14">
+<w:ftr xmlns:wpc="http://schemas.microsoft.com/office/word/2010/wordprocessingCanvas" xmlns:cx="http://schemas.microsoft.com/office/drawing/2014/chartex" xmlns:cx1="http://schemas.microsoft.com/office/drawing/2015/9/8/chartex" xmlns:cx2="http://schemas.microsoft.com/office/drawing/2015/10/21/chartex" xmlns:cx3="http://schemas.microsoft.com/office/drawing/2016/5/9/chartex" xmlns:cx4="http://schemas.microsoft.com/office/drawing/2016/5/10/chartex" xmlns:cx5="http://schemas.microsoft.com/office/drawing/2016/5/11/chartex" xmlns:cx6="http://schemas.microsoft.com/office/drawing/2016/5/12/chartex" xmlns:cx7="http://schemas.microsoft.com/office/drawing/2016/5/13/chartex" xmlns:cx8="http://schemas.microsoft.com/office/drawing/2016/5/14/chartex" xmlns:mc="http://schemas.openxmlformats.org/markup-compatibility/2006" xmlns:m="http://schemas.openxmlformats.org/officeDocument/2006/math" xmlns:aink="http://schemas.microsoft.com/office/drawing/2016/ink" xmlns:am3d="http://schemas.microsoft.com/office/drawing/2017/model3d" xmlns:oel="http://schemas.microsoft.com/office/2019/extlst" xmlns:r="http://schemas.openxmlformats.org/officeDocument/2006/relationships" xmlns:wp14="http://schemas.microsoft.com/office/word/2010/wordprocessingDrawing" xmlns:wp="http://schemas.openxmlformats.org/drawingml/2006/wordprocessingDrawing" xmlns:wpg="http://schemas.microsoft.com/office/word/2010/wordprocessingGroup" xmlns:wpi="http://schemas.microsoft.com/office/word/2010/wordprocessingInk" xmlns:wps="http://schemas.microsoft.com/office/word/2010/wordprocessingShape" xmlns:o="urn:schemas-microsoft-com:office:office" xmlns:v="urn:schemas-microsoft-com:vml" xmlns:w10="urn:schemas-microsoft-com:office:word" xmlns:w="http://schemas.openxmlformats.org/wordprocessingml/2006/main" xmlns:w14="http://schemas.microsoft.com/office/word/2010/wordml" xmlns:w15="http://schemas.microsoft.com/office/word/2012/wordml" xmlns:w16cex="http://schemas.microsoft.com/office/word/2018/wordml/cex" xmlns:w16cid="http://schemas.microsoft.com/office/word/2016/wordml/cid" xmlns:w16="http://schemas.microsoft.com/office/word/2018/wordml" xmlns:w16sdtdh="http://schemas.microsoft.com/office/word/2020/wordml/sdtdatahash" xmlns:w16sdtfl="http://schemas.microsoft.com/office/word/2024/wordml/sdtformatlock" xmlns:w16se="http://schemas.microsoft.com/office/word/2015/wordml/symex" xmlns:w16du="http://schemas.microsoft.com/office/word/2023/wordml/word16du" xmlns:wne="http://schemas.microsoft.com/office/word/2006/wordml" mc:Ignorable="w14 w15 w16se w16cid w16 w16cex w16sdtdh w16sdtfl w16du wp14">
   <w:sdt>
     <w:sdtPr>
       <w:id w:val="-1465197936"/>
@@ -12924,7 +12887,13 @@
           <w:rPr>
             <w:noProof/>
           </w:rPr>
-          <w:t>15</w:t>
+          <w:t>1</w:t>
+        </w:r>
+        <w:r>
+          <w:rPr>
+            <w:noProof/>
+          </w:rPr>
+          <w:t>5</w:t>
         </w:r>
         <w:r>
           <w:fldChar w:fldCharType="end"/>
@@ -12941,7 +12910,7 @@
 </file>
 
 <file path=word/footnotes.xml><?xml version="1.0" encoding="utf-8"?>
-<w:footnotes xmlns:wpc="http://schemas.microsoft.com/office/word/2010/wordprocessingCanvas" xmlns:cx="http://schemas.microsoft.com/office/drawing/2014/chartex" xmlns:cx1="http://schemas.microsoft.com/office/drawing/2015/9/8/chartex" xmlns:cx2="http://schemas.microsoft.com/office/drawing/2015/10/21/chartex" xmlns:cx3="http://schemas.microsoft.com/office/drawing/2016/5/9/chartex" xmlns:cx4="http://schemas.microsoft.com/office/drawing/2016/5/10/chartex" xmlns:cx5="http://schemas.microsoft.com/office/drawing/2016/5/11/chartex" xmlns:cx6="http://schemas.microsoft.com/office/drawing/2016/5/12/chartex" xmlns:cx7="http://schemas.microsoft.com/office/drawing/2016/5/13/chartex" xmlns:cx8="http://schemas.microsoft.com/office/drawing/2016/5/14/chartex" xmlns:mc="http://schemas.openxmlformats.org/markup-compatibility/2006" xmlns:aink="http://schemas.microsoft.com/office/drawing/2016/ink" xmlns:am3d="http://schemas.microsoft.com/office/drawing/2017/model3d" xmlns:o="urn:schemas-microsoft-com:office:office" xmlns:oel="http://schemas.microsoft.com/office/2019/extlst" xmlns:r="http://schemas.openxmlformats.org/officeDocument/2006/relationships" xmlns:m="http://schemas.openxmlformats.org/officeDocument/2006/math" xmlns:v="urn:schemas-microsoft-com:vml" xmlns:wp14="http://schemas.microsoft.com/office/word/2010/wordprocessingDrawing" xmlns:wp="http://schemas.openxmlformats.org/drawingml/2006/wordprocessingDrawing" xmlns:w10="urn:schemas-microsoft-com:office:word" xmlns:w="http://schemas.openxmlformats.org/wordprocessingml/2006/main" xmlns:w14="http://schemas.microsoft.com/office/word/2010/wordml" xmlns:w15="http://schemas.microsoft.com/office/word/2012/wordml" xmlns:w16cex="http://schemas.microsoft.com/office/word/2018/wordml/cex" xmlns:w16cid="http://schemas.microsoft.com/office/word/2016/wordml/cid" xmlns:w16="http://schemas.microsoft.com/office/word/2018/wordml" xmlns:w16sdtdh="http://schemas.microsoft.com/office/word/2020/wordml/sdtdatahash" xmlns:w16se="http://schemas.microsoft.com/office/word/2015/wordml/symex" xmlns:wpg="http://schemas.microsoft.com/office/word/2010/wordprocessingGroup" xmlns:wpi="http://schemas.microsoft.com/office/word/2010/wordprocessingInk" xmlns:wne="http://schemas.microsoft.com/office/word/2006/wordml" xmlns:wps="http://schemas.microsoft.com/office/word/2010/wordprocessingShape" mc:Ignorable="w14 w15 w16se w16cid w16 w16cex w16sdtdh wp14">
+<w:footnotes xmlns:wpc="http://schemas.microsoft.com/office/word/2010/wordprocessingCanvas" xmlns:cx="http://schemas.microsoft.com/office/drawing/2014/chartex" xmlns:cx1="http://schemas.microsoft.com/office/drawing/2015/9/8/chartex" xmlns:cx2="http://schemas.microsoft.com/office/drawing/2015/10/21/chartex" xmlns:cx3="http://schemas.microsoft.com/office/drawing/2016/5/9/chartex" xmlns:cx4="http://schemas.microsoft.com/office/drawing/2016/5/10/chartex" xmlns:cx5="http://schemas.microsoft.com/office/drawing/2016/5/11/chartex" xmlns:cx6="http://schemas.microsoft.com/office/drawing/2016/5/12/chartex" xmlns:cx7="http://schemas.microsoft.com/office/drawing/2016/5/13/chartex" xmlns:cx8="http://schemas.microsoft.com/office/drawing/2016/5/14/chartex" xmlns:mc="http://schemas.openxmlformats.org/markup-compatibility/2006" xmlns:m="http://schemas.openxmlformats.org/officeDocument/2006/math" xmlns:aink="http://schemas.microsoft.com/office/drawing/2016/ink" xmlns:am3d="http://schemas.microsoft.com/office/drawing/2017/model3d" xmlns:oel="http://schemas.microsoft.com/office/2019/extlst" xmlns:r="http://schemas.openxmlformats.org/officeDocument/2006/relationships" xmlns:wp14="http://schemas.microsoft.com/office/word/2010/wordprocessingDrawing" xmlns:wp="http://schemas.openxmlformats.org/drawingml/2006/wordprocessingDrawing" xmlns:wpg="http://schemas.microsoft.com/office/word/2010/wordprocessingGroup" xmlns:wpi="http://schemas.microsoft.com/office/word/2010/wordprocessingInk" xmlns:wps="http://schemas.microsoft.com/office/word/2010/wordprocessingShape" xmlns:o="urn:schemas-microsoft-com:office:office" xmlns:v="urn:schemas-microsoft-com:vml" xmlns:w10="urn:schemas-microsoft-com:office:word" xmlns:w="http://schemas.openxmlformats.org/wordprocessingml/2006/main" xmlns:w14="http://schemas.microsoft.com/office/word/2010/wordml" xmlns:w15="http://schemas.microsoft.com/office/word/2012/wordml" xmlns:w16cex="http://schemas.microsoft.com/office/word/2018/wordml/cex" xmlns:w16cid="http://schemas.microsoft.com/office/word/2016/wordml/cid" xmlns:w16="http://schemas.microsoft.com/office/word/2018/wordml" xmlns:w16sdtdh="http://schemas.microsoft.com/office/word/2020/wordml/sdtdatahash" xmlns:w16sdtfl="http://schemas.microsoft.com/office/word/2024/wordml/sdtformatlock" xmlns:w16se="http://schemas.microsoft.com/office/word/2015/wordml/symex" xmlns:w16du="http://schemas.microsoft.com/office/word/2023/wordml/word16du" xmlns:wne="http://schemas.microsoft.com/office/word/2006/wordml" mc:Ignorable="w14 w15 w16se w16cid w16 w16cex w16sdtdh w16sdtfl w16du wp14">
   <w:footnote w:type="separator" w:id="-1">
     <w:p>
       <w:pPr>
@@ -12966,7 +12935,7 @@
 </file>
 
 <file path=word/header1.xml><?xml version="1.0" encoding="utf-8"?>
-<w:hdr xmlns:wpc="http://schemas.microsoft.com/office/word/2010/wordprocessingCanvas" xmlns:cx="http://schemas.microsoft.com/office/drawing/2014/chartex" xmlns:cx1="http://schemas.microsoft.com/office/drawing/2015/9/8/chartex" xmlns:cx2="http://schemas.microsoft.com/office/drawing/2015/10/21/chartex" xmlns:cx3="http://schemas.microsoft.com/office/drawing/2016/5/9/chartex" xmlns:cx4="http://schemas.microsoft.com/office/drawing/2016/5/10/chartex" xmlns:cx5="http://schemas.microsoft.com/office/drawing/2016/5/11/chartex" xmlns:cx6="http://schemas.microsoft.com/office/drawing/2016/5/12/chartex" xmlns:cx7="http://schemas.microsoft.com/office/drawing/2016/5/13/chartex" xmlns:cx8="http://schemas.microsoft.com/office/drawing/2016/5/14/chartex" xmlns:mc="http://schemas.openxmlformats.org/markup-compatibility/2006" xmlns:aink="http://schemas.microsoft.com/office/drawing/2016/ink" xmlns:am3d="http://schemas.microsoft.com/office/drawing/2017/model3d" xmlns:o="urn:schemas-microsoft-com:office:office" xmlns:oel="http://schemas.microsoft.com/office/2019/extlst" xmlns:r="http://schemas.openxmlformats.org/officeDocument/2006/relationships" xmlns:m="http://schemas.openxmlformats.org/officeDocument/2006/math" xmlns:v="urn:schemas-microsoft-com:vml" xmlns:wp14="http://schemas.microsoft.com/office/word/2010/wordprocessingDrawing" xmlns:wp="http://schemas.openxmlformats.org/drawingml/2006/wordprocessingDrawing" xmlns:w10="urn:schemas-microsoft-com:office:word" xmlns:w="http://schemas.openxmlformats.org/wordprocessingml/2006/main" xmlns:w14="http://schemas.microsoft.com/office/word/2010/wordml" xmlns:w15="http://schemas.microsoft.com/office/word/2012/wordml" xmlns:w16cex="http://schemas.microsoft.com/office/word/2018/wordml/cex" xmlns:w16cid="http://schemas.microsoft.com/office/word/2016/wordml/cid" xmlns:w16="http://schemas.microsoft.com/office/word/2018/wordml" xmlns:w16sdtdh="http://schemas.microsoft.com/office/word/2020/wordml/sdtdatahash" xmlns:w16se="http://schemas.microsoft.com/office/word/2015/wordml/symex" xmlns:wpg="http://schemas.microsoft.com/office/word/2010/wordprocessingGroup" xmlns:wpi="http://schemas.microsoft.com/office/word/2010/wordprocessingInk" xmlns:wne="http://schemas.microsoft.com/office/word/2006/wordml" xmlns:wps="http://schemas.microsoft.com/office/word/2010/wordprocessingShape" mc:Ignorable="w14 w15 w16se w16cid w16 w16cex w16sdtdh wp14">
+<w:hdr xmlns:wpc="http://schemas.microsoft.com/office/word/2010/wordprocessingCanvas" xmlns:cx="http://schemas.microsoft.com/office/drawing/2014/chartex" xmlns:cx1="http://schemas.microsoft.com/office/drawing/2015/9/8/chartex" xmlns:cx2="http://schemas.microsoft.com/office/drawing/2015/10/21/chartex" xmlns:cx3="http://schemas.microsoft.com/office/drawing/2016/5/9/chartex" xmlns:cx4="http://schemas.microsoft.com/office/drawing/2016/5/10/chartex" xmlns:cx5="http://schemas.microsoft.com/office/drawing/2016/5/11/chartex" xmlns:cx6="http://schemas.microsoft.com/office/drawing/2016/5/12/chartex" xmlns:cx7="http://schemas.microsoft.com/office/drawing/2016/5/13/chartex" xmlns:cx8="http://schemas.microsoft.com/office/drawing/2016/5/14/chartex" xmlns:mc="http://schemas.openxmlformats.org/markup-compatibility/2006" xmlns:m="http://schemas.openxmlformats.org/officeDocument/2006/math" xmlns:aink="http://schemas.microsoft.com/office/drawing/2016/ink" xmlns:am3d="http://schemas.microsoft.com/office/drawing/2017/model3d" xmlns:oel="http://schemas.microsoft.com/office/2019/extlst" xmlns:r="http://schemas.openxmlformats.org/officeDocument/2006/relationships" xmlns:wp14="http://schemas.microsoft.com/office/word/2010/wordprocessingDrawing" xmlns:wp="http://schemas.openxmlformats.org/drawingml/2006/wordprocessingDrawing" xmlns:wpg="http://schemas.microsoft.com/office/word/2010/wordprocessingGroup" xmlns:wpi="http://schemas.microsoft.com/office/word/2010/wordprocessingInk" xmlns:wps="http://schemas.microsoft.com/office/word/2010/wordprocessingShape" xmlns:o="urn:schemas-microsoft-com:office:office" xmlns:v="urn:schemas-microsoft-com:vml" xmlns:w10="urn:schemas-microsoft-com:office:word" xmlns:w="http://schemas.openxmlformats.org/wordprocessingml/2006/main" xmlns:w14="http://schemas.microsoft.com/office/word/2010/wordml" xmlns:w15="http://schemas.microsoft.com/office/word/2012/wordml" xmlns:w16cex="http://schemas.microsoft.com/office/word/2018/wordml/cex" xmlns:w16cid="http://schemas.microsoft.com/office/word/2016/wordml/cid" xmlns:w16="http://schemas.microsoft.com/office/word/2018/wordml" xmlns:w16sdtdh="http://schemas.microsoft.com/office/word/2020/wordml/sdtdatahash" xmlns:w16sdtfl="http://schemas.microsoft.com/office/word/2024/wordml/sdtformatlock" xmlns:w16se="http://schemas.microsoft.com/office/word/2015/wordml/symex" xmlns:w16du="http://schemas.microsoft.com/office/word/2023/wordml/word16du" xmlns:wne="http://schemas.microsoft.com/office/word/2006/wordml" mc:Ignorable="w14 w15 w16se w16cid w16 w16cex w16sdtdh w16sdtfl w16du wp14">
   <w:p>
     <w:pPr>
       <w:pStyle w:val="Encabezado"/>
@@ -13052,7 +13021,7 @@
 </file>
 
 <file path=word/numbering.xml><?xml version="1.0" encoding="utf-8"?>
-<w:numbering xmlns:wpc="http://schemas.microsoft.com/office/word/2010/wordprocessingCanvas" xmlns:cx="http://schemas.microsoft.com/office/drawing/2014/chartex" xmlns:cx1="http://schemas.microsoft.com/office/drawing/2015/9/8/chartex" xmlns:cx2="http://schemas.microsoft.com/office/drawing/2015/10/21/chartex" xmlns:cx3="http://schemas.microsoft.com/office/drawing/2016/5/9/chartex" xmlns:cx4="http://schemas.microsoft.com/office/drawing/2016/5/10/chartex" xmlns:cx5="http://schemas.microsoft.com/office/drawing/2016/5/11/chartex" xmlns:cx6="http://schemas.microsoft.com/office/drawing/2016/5/12/chartex" xmlns:cx7="http://schemas.microsoft.com/office/drawing/2016/5/13/chartex" xmlns:cx8="http://schemas.microsoft.com/office/drawing/2016/5/14/chartex" xmlns:mc="http://schemas.openxmlformats.org/markup-compatibility/2006" xmlns:aink="http://schemas.microsoft.com/office/drawing/2016/ink" xmlns:am3d="http://schemas.microsoft.com/office/drawing/2017/model3d" xmlns:o="urn:schemas-microsoft-com:office:office" xmlns:oel="http://schemas.microsoft.com/office/2019/extlst" xmlns:r="http://schemas.openxmlformats.org/officeDocument/2006/relationships" xmlns:m="http://schemas.openxmlformats.org/officeDocument/2006/math" xmlns:v="urn:schemas-microsoft-com:vml" xmlns:wp14="http://schemas.microsoft.com/office/word/2010/wordprocessingDrawing" xmlns:wp="http://schemas.openxmlformats.org/drawingml/2006/wordprocessingDrawing" xmlns:w10="urn:schemas-microsoft-com:office:word" xmlns:w="http://schemas.openxmlformats.org/wordprocessingml/2006/main" xmlns:w14="http://schemas.microsoft.com/office/word/2010/wordml" xmlns:w15="http://schemas.microsoft.com/office/word/2012/wordml" xmlns:w16cex="http://schemas.microsoft.com/office/word/2018/wordml/cex" xmlns:w16cid="http://schemas.microsoft.com/office/word/2016/wordml/cid" xmlns:w16="http://schemas.microsoft.com/office/word/2018/wordml" xmlns:w16sdtdh="http://schemas.microsoft.com/office/word/2020/wordml/sdtdatahash" xmlns:w16se="http://schemas.microsoft.com/office/word/2015/wordml/symex" xmlns:wpg="http://schemas.microsoft.com/office/word/2010/wordprocessingGroup" xmlns:wpi="http://schemas.microsoft.com/office/word/2010/wordprocessingInk" xmlns:wne="http://schemas.microsoft.com/office/word/2006/wordml" xmlns:wps="http://schemas.microsoft.com/office/word/2010/wordprocessingShape" mc:Ignorable="w14 w15 w16se w16cid w16 w16cex w16sdtdh wp14">
+<w:numbering xmlns:wpc="http://schemas.microsoft.com/office/word/2010/wordprocessingCanvas" xmlns:cx="http://schemas.microsoft.com/office/drawing/2014/chartex" xmlns:cx1="http://schemas.microsoft.com/office/drawing/2015/9/8/chartex" xmlns:cx2="http://schemas.microsoft.com/office/drawing/2015/10/21/chartex" xmlns:cx3="http://schemas.microsoft.com/office/drawing/2016/5/9/chartex" xmlns:cx4="http://schemas.microsoft.com/office/drawing/2016/5/10/chartex" xmlns:cx5="http://schemas.microsoft.com/office/drawing/2016/5/11/chartex" xmlns:cx6="http://schemas.microsoft.com/office/drawing/2016/5/12/chartex" xmlns:cx7="http://schemas.microsoft.com/office/drawing/2016/5/13/chartex" xmlns:cx8="http://schemas.microsoft.com/office/drawing/2016/5/14/chartex" xmlns:mc="http://schemas.openxmlformats.org/markup-compatibility/2006" xmlns:m="http://schemas.openxmlformats.org/officeDocument/2006/math" xmlns:aink="http://schemas.microsoft.com/office/drawing/2016/ink" xmlns:am3d="http://schemas.microsoft.com/office/drawing/2017/model3d" xmlns:oel="http://schemas.microsoft.com/office/2019/extlst" xmlns:r="http://schemas.openxmlformats.org/officeDocument/2006/relationships" xmlns:wp14="http://schemas.microsoft.com/office/word/2010/wordprocessingDrawing" xmlns:wp="http://schemas.openxmlformats.org/drawingml/2006/wordprocessingDrawing" xmlns:wpg="http://schemas.microsoft.com/office/word/2010/wordprocessingGroup" xmlns:wpi="http://schemas.microsoft.com/office/word/2010/wordprocessingInk" xmlns:wps="http://schemas.microsoft.com/office/word/2010/wordprocessingShape" xmlns:o="urn:schemas-microsoft-com:office:office" xmlns:v="urn:schemas-microsoft-com:vml" xmlns:w10="urn:schemas-microsoft-com:office:word" xmlns:w="http://schemas.openxmlformats.org/wordprocessingml/2006/main" xmlns:w14="http://schemas.microsoft.com/office/word/2010/wordml" xmlns:w15="http://schemas.microsoft.com/office/word/2012/wordml" xmlns:w16cex="http://schemas.microsoft.com/office/word/2018/wordml/cex" xmlns:w16cid="http://schemas.microsoft.com/office/word/2016/wordml/cid" xmlns:w16="http://schemas.microsoft.com/office/word/2018/wordml" xmlns:w16sdtdh="http://schemas.microsoft.com/office/word/2020/wordml/sdtdatahash" xmlns:w16sdtfl="http://schemas.microsoft.com/office/word/2024/wordml/sdtformatlock" xmlns:w16se="http://schemas.microsoft.com/office/word/2015/wordml/symex" xmlns:w16du="http://schemas.microsoft.com/office/word/2023/wordml/word16du" xmlns:wne="http://schemas.microsoft.com/office/word/2006/wordml" mc:Ignorable="w14 w15 w16se w16cid w16 w16cex w16sdtdh w16sdtfl w16du wp14">
   <w:abstractNum w:abstractNumId="0" w15:restartNumberingAfterBreak="0">
     <w:nsid w:val="FFFFFF89"/>
     <w:multiLevelType w:val="singleLevel"/>
@@ -19349,7 +19318,7 @@
 </file>
 
 <file path=word/styles.xml><?xml version="1.0" encoding="utf-8"?>
-<w:styles xmlns:mc="http://schemas.openxmlformats.org/markup-compatibility/2006" xmlns:r="http://schemas.openxmlformats.org/officeDocument/2006/relationships" xmlns:w="http://schemas.openxmlformats.org/wordprocessingml/2006/main" xmlns:w14="http://schemas.microsoft.com/office/word/2010/wordml" xmlns:w15="http://schemas.microsoft.com/office/word/2012/wordml" xmlns:w16cex="http://schemas.microsoft.com/office/word/2018/wordml/cex" xmlns:w16cid="http://schemas.microsoft.com/office/word/2016/wordml/cid" xmlns:w16="http://schemas.microsoft.com/office/word/2018/wordml" xmlns:w16sdtdh="http://schemas.microsoft.com/office/word/2020/wordml/sdtdatahash" xmlns:w16se="http://schemas.microsoft.com/office/word/2015/wordml/symex" mc:Ignorable="w14 w15 w16se w16cid w16 w16cex w16sdtdh">
+<w:styles xmlns:mc="http://schemas.openxmlformats.org/markup-compatibility/2006" xmlns:r="http://schemas.openxmlformats.org/officeDocument/2006/relationships" xmlns:w="http://schemas.openxmlformats.org/wordprocessingml/2006/main" xmlns:w14="http://schemas.microsoft.com/office/word/2010/wordml" xmlns:w15="http://schemas.microsoft.com/office/word/2012/wordml" xmlns:w16cex="http://schemas.microsoft.com/office/word/2018/wordml/cex" xmlns:w16cid="http://schemas.microsoft.com/office/word/2016/wordml/cid" xmlns:w16="http://schemas.microsoft.com/office/word/2018/wordml" xmlns:w16sdtdh="http://schemas.microsoft.com/office/word/2020/wordml/sdtdatahash" xmlns:w16sdtfl="http://schemas.microsoft.com/office/word/2024/wordml/sdtformatlock" xmlns:w16se="http://schemas.microsoft.com/office/word/2015/wordml/symex" xmlns:w16du="http://schemas.microsoft.com/office/word/2023/wordml/word16du" mc:Ignorable="w14 w15 w16se w16cid w16 w16cex w16sdtdh w16sdtfl w16du">
   <w:docDefaults>
     <w:rPrDefault>
       <w:rPr>
@@ -19914,6 +19883,7 @@
   <w:style w:type="character" w:default="1" w:styleId="Fuentedeprrafopredeter">
     <w:name w:val="Default Paragraph Font"/>
     <w:uiPriority w:val="1"/>
+    <w:semiHidden/>
     <w:unhideWhenUsed/>
   </w:style>
   <w:style w:type="table" w:default="1" w:styleId="Tablanormal">
@@ -20699,7 +20669,7 @@
       </w:rPr>
     </w:tblStylePr>
   </w:style>
-  <w:style w:type="character" w:styleId="Textoennegrita">
+  <w:style w:type="character" w:styleId="Fuerte">
     <w:name w:val="Strong"/>
     <w:basedOn w:val="Fuentedeprrafopredeter"/>
     <w:uiPriority w:val="22"/>
@@ -21092,10 +21062,6 @@
 </file>
 
 <file path=customXml/item1.xml><?xml version="1.0" encoding="utf-8"?>
-<b:Sources xmlns:b="http://schemas.openxmlformats.org/officeDocument/2006/bibliography" xmlns="http://schemas.openxmlformats.org/officeDocument/2006/bibliography" SelectedStyle="\APASixthEditionOfficeOnline.xsl" StyleName="APA" Version="6"/>
-</file>
-
-<file path=customXml/item2.xml><?xml version="1.0" encoding="utf-8"?>
 <ct:contentTypeSchema xmlns:ct="http://schemas.microsoft.com/office/2006/metadata/contentType" xmlns:ma="http://schemas.microsoft.com/office/2006/metadata/properties/metaAttributes" ct:_="" ma:_="" ma:contentTypeName="Documento" ma:contentTypeID="0x010100EA8A463C70CDF94EBCEAEE24D04F3F8A" ma:contentTypeVersion="12" ma:contentTypeDescription="Crear nuevo documento." ma:contentTypeScope="" ma:versionID="0a68c197ff11ee8f2a4dfa92d3e5c792">
   <xsd:schema xmlns:xsd="http://www.w3.org/2001/XMLSchema" xmlns:xs="http://www.w3.org/2001/XMLSchema" xmlns:p="http://schemas.microsoft.com/office/2006/metadata/properties" xmlns:ns2="d174a4fb-80c2-4523-8d89-375030acacbf" xmlns:ns3="b250f519-6473-4480-8c44-6ee3a3a530c3" targetNamespace="http://schemas.microsoft.com/office/2006/metadata/properties" ma:root="true" ma:fieldsID="55936f832c432473a7bcdfeafd102760" ns2:_="" ns3:_="">
     <xsd:import namespace="d174a4fb-80c2-4523-8d89-375030acacbf"/>
@@ -21296,7 +21262,20 @@
 </ct:contentTypeSchema>
 </file>
 
+<file path=customXml/item2.xml><?xml version="1.0" encoding="utf-8"?>
+<b:Sources xmlns:b="http://schemas.openxmlformats.org/officeDocument/2006/bibliography" xmlns="http://schemas.openxmlformats.org/officeDocument/2006/bibliography" SelectedStyle="\APASixthEditionOfficeOnline.xsl" StyleName="APA" Version="6"/>
+</file>
+
 <file path=customXml/item3.xml><?xml version="1.0" encoding="utf-8"?>
+<?mso-contentType ?>
+<FormTemplates xmlns="http://schemas.microsoft.com/sharepoint/v3/contenttype/forms">
+  <Display>DocumentLibraryForm</Display>
+  <Edit>DocumentLibraryForm</Edit>
+  <New>DocumentLibraryForm</New>
+</FormTemplates>
+</file>
+
+<file path=customXml/item4.xml><?xml version="1.0" encoding="utf-8"?>
 <p:properties xmlns:p="http://schemas.microsoft.com/office/2006/metadata/properties" xmlns:xsi="http://www.w3.org/2001/XMLSchema-instance" xmlns:pc="http://schemas.microsoft.com/office/infopath/2007/PartnerControls">
   <documentManagement>
     <TaxCatchAll xmlns="b250f519-6473-4480-8c44-6ee3a3a530c3" xsi:nil="true"/>
@@ -21307,24 +21286,7 @@
 </p:properties>
 </file>
 
-<file path=customXml/item4.xml><?xml version="1.0" encoding="utf-8"?>
-<?mso-contentType ?>
-<FormTemplates xmlns="http://schemas.microsoft.com/sharepoint/v3/contenttype/forms">
-  <Display>DocumentLibraryForm</Display>
-  <Edit>DocumentLibraryForm</Edit>
-  <New>DocumentLibraryForm</New>
-</FormTemplates>
-</file>
-
 <file path=customXml/itemProps1.xml><?xml version="1.0" encoding="utf-8"?>
-<ds:datastoreItem xmlns:ds="http://schemas.openxmlformats.org/officeDocument/2006/customXml" ds:itemID="{EAE431FD-7059-4C09-804B-C9D69EB7B213}">
-  <ds:schemaRefs>
-    <ds:schemaRef ds:uri="http://schemas.openxmlformats.org/officeDocument/2006/bibliography"/>
-  </ds:schemaRefs>
-</ds:datastoreItem>
-</file>
-
-<file path=customXml/itemProps2.xml><?xml version="1.0" encoding="utf-8"?>
 <ds:datastoreItem xmlns:ds="http://schemas.openxmlformats.org/officeDocument/2006/customXml" ds:itemID="{0D81C36A-5A61-4861-BCE0-26D3ACAF9C83}">
   <ds:schemaRefs>
     <ds:schemaRef ds:uri="http://schemas.microsoft.com/office/2006/metadata/contentType"/>
@@ -21343,7 +21305,23 @@
 </ds:datastoreItem>
 </file>
 
+<file path=customXml/itemProps2.xml><?xml version="1.0" encoding="utf-8"?>
+<ds:datastoreItem xmlns:ds="http://schemas.openxmlformats.org/officeDocument/2006/customXml" ds:itemID="{EAE431FD-7059-4C09-804B-C9D69EB7B213}">
+  <ds:schemaRefs>
+    <ds:schemaRef ds:uri="http://schemas.openxmlformats.org/officeDocument/2006/bibliography"/>
+  </ds:schemaRefs>
+</ds:datastoreItem>
+</file>
+
 <file path=customXml/itemProps3.xml><?xml version="1.0" encoding="utf-8"?>
+<ds:datastoreItem xmlns:ds="http://schemas.openxmlformats.org/officeDocument/2006/customXml" ds:itemID="{10663269-2064-4804-8290-36D4A57F5557}">
+  <ds:schemaRefs>
+    <ds:schemaRef ds:uri="http://schemas.microsoft.com/sharepoint/v3/contenttype/forms"/>
+  </ds:schemaRefs>
+</ds:datastoreItem>
+</file>
+
+<file path=customXml/itemProps4.xml><?xml version="1.0" encoding="utf-8"?>
 <ds:datastoreItem xmlns:ds="http://schemas.openxmlformats.org/officeDocument/2006/customXml" ds:itemID="{1279454D-02BE-4A9C-A117-DCD1573E2608}">
   <ds:schemaRefs>
     <ds:schemaRef ds:uri="http://schemas.microsoft.com/office/2006/metadata/properties"/>
@@ -21352,12 +21330,4 @@
     <ds:schemaRef ds:uri="d174a4fb-80c2-4523-8d89-375030acacbf"/>
   </ds:schemaRefs>
 </ds:datastoreItem>
-</file>
-
-<file path=customXml/itemProps4.xml><?xml version="1.0" encoding="utf-8"?>
-<ds:datastoreItem xmlns:ds="http://schemas.openxmlformats.org/officeDocument/2006/customXml" ds:itemID="{10663269-2064-4804-8290-36D4A57F5557}">
-  <ds:schemaRefs>
-    <ds:schemaRef ds:uri="http://schemas.microsoft.com/sharepoint/v3/contenttype/forms"/>
-  </ds:schemaRefs>
-</ds:datastoreItem>
 </file>